--- a/작업일지/42주차.docx
+++ b/작업일지/42주차.docx
@@ -73,8 +73,17 @@
                 <w:rFonts w:hint="eastAsia"/>
                 <w:szCs w:val="20"/>
               </w:rPr>
-              <w:t>2021180009 박경준</w:t>
-            </w:r>
+              <w:t xml:space="preserve">2021180009 </w:t>
+            </w:r>
+            <w:proofErr w:type="spellStart"/>
+            <w:r>
+              <w:rPr>
+                <w:rFonts w:hint="eastAsia"/>
+                <w:szCs w:val="20"/>
+              </w:rPr>
+              <w:t>박경준</w:t>
+            </w:r>
+            <w:proofErr w:type="spellEnd"/>
             <w:r>
               <w:rPr>
                 <w:szCs w:val="20"/>
@@ -110,6 +119,7 @@
                 <w:sz w:val="22"/>
               </w:rPr>
             </w:pPr>
+            <w:proofErr w:type="spellStart"/>
             <w:r>
               <w:rPr>
                 <w:rFonts w:hint="eastAsia"/>
@@ -118,6 +128,7 @@
               </w:rPr>
               <w:t>팀명</w:t>
             </w:r>
+            <w:proofErr w:type="spellEnd"/>
           </w:p>
         </w:tc>
         <w:tc>
@@ -374,7 +385,7 @@
           <w:p>
             <w:pPr>
               <w:rPr>
-                <w:rFonts w:ascii="맑은 고딕" w:eastAsia="맑은 고딕" w:hAnsi="맑은 고딕" w:hint="eastAsia"/>
+                <w:rFonts w:ascii="맑은 고딕" w:eastAsia="맑은 고딕" w:hAnsi="맑은 고딕"/>
                 <w:b/>
                 <w:bCs/>
                 <w:u w:val="single"/>
@@ -388,6 +399,45 @@
                 <w:u w:val="single"/>
               </w:rPr>
               <w:t>Player UI 위치 조절 및 Player id에 따른 심볼 제작</w:t>
+            </w:r>
+          </w:p>
+          <w:p>
+            <w:pPr>
+              <w:rPr>
+                <w:rFonts w:ascii="맑은 고딕" w:eastAsia="맑은 고딕" w:hAnsi="맑은 고딕" w:hint="eastAsia"/>
+                <w:b/>
+                <w:bCs/>
+                <w:u w:val="single"/>
+              </w:rPr>
+            </w:pPr>
+            <w:r>
+              <w:rPr>
+                <w:rFonts w:ascii="맑은 고딕" w:eastAsia="맑은 고딕" w:hAnsi="맑은 고딕"/>
+                <w:b/>
+                <w:bCs/>
+                <w:u w:val="single"/>
+              </w:rPr>
+              <w:t xml:space="preserve">카메라 충돌검사 시에 nan </w:t>
+            </w:r>
+            <w:proofErr w:type="spellStart"/>
+            <w:r>
+              <w:rPr>
+                <w:rFonts w:ascii="맑은 고딕" w:eastAsia="맑은 고딕" w:hAnsi="맑은 고딕"/>
+                <w:b/>
+                <w:bCs/>
+                <w:u w:val="single"/>
+              </w:rPr>
+              <w:t>바운딩</w:t>
+            </w:r>
+            <w:proofErr w:type="spellEnd"/>
+            <w:r>
+              <w:rPr>
+                <w:rFonts w:ascii="맑은 고딕" w:eastAsia="맑은 고딕" w:hAnsi="맑은 고딕"/>
+                <w:b/>
+                <w:bCs/>
+                <w:u w:val="single"/>
+              </w:rPr>
+              <w:t xml:space="preserve"> 박스 때문에 터지는 문제 해결</w:t>
             </w:r>
           </w:p>
         </w:tc>
@@ -405,7 +455,6 @@
       <w:pPr>
         <w:jc w:val="left"/>
         <w:rPr>
-          <w:rFonts w:hint="eastAsia"/>
           <w:b/>
           <w:sz w:val="22"/>
         </w:rPr>
@@ -430,6 +479,7 @@
       <w:r>
         <w:rPr>
           <w:b/>
+          <w:noProof/>
           <w:sz w:val="22"/>
         </w:rPr>
         <w:drawing>
@@ -486,7 +536,6 @@
       <w:pPr>
         <w:jc w:val="left"/>
         <w:rPr>
-          <w:rFonts w:hint="eastAsia"/>
           <w:b/>
           <w:sz w:val="22"/>
         </w:rPr>
@@ -496,7 +545,15 @@
           <w:b/>
           <w:sz w:val="22"/>
         </w:rPr>
-        <w:t>player id 리소스 및 hp</w:t>
+        <w:t xml:space="preserve">player id 리소스 및 </w:t>
+      </w:r>
+      <w:proofErr w:type="spellStart"/>
+      <w:r>
+        <w:rPr>
+          <w:b/>
+          <w:sz w:val="22"/>
+        </w:rPr>
+        <w:t>hp</w:t>
       </w:r>
       <w:r>
         <w:rPr>
@@ -511,7 +568,23 @@
           <w:b/>
           <w:sz w:val="22"/>
         </w:rPr>
-        <w:t>bar mp</w:t>
+        <w:t>bar</w:t>
+      </w:r>
+      <w:proofErr w:type="spellEnd"/>
+      <w:r>
+        <w:rPr>
+          <w:b/>
+          <w:sz w:val="22"/>
+        </w:rPr>
+        <w:t xml:space="preserve"> </w:t>
+      </w:r>
+      <w:proofErr w:type="spellStart"/>
+      <w:r>
+        <w:rPr>
+          <w:b/>
+          <w:sz w:val="22"/>
+        </w:rPr>
+        <w:t>mp</w:t>
       </w:r>
       <w:r>
         <w:rPr>
@@ -528,6 +601,7 @@
         </w:rPr>
         <w:t>bar</w:t>
       </w:r>
+      <w:proofErr w:type="spellEnd"/>
       <w:r>
         <w:rPr>
           <w:rFonts w:hint="eastAsia"/>
@@ -563,6 +637,7 @@
       <w:r>
         <w:rPr>
           <w:b/>
+          <w:noProof/>
           <w:sz w:val="22"/>
         </w:rPr>
         <w:drawing>
@@ -642,6 +717,7 @@
       <w:r>
         <w:rPr>
           <w:b/>
+          <w:noProof/>
           <w:sz w:val="22"/>
         </w:rPr>
         <w:drawing>
@@ -698,11 +774,38 @@
       <w:pPr>
         <w:jc w:val="left"/>
         <w:rPr>
-          <w:rFonts w:hint="eastAsia"/>
-          <w:b/>
-          <w:sz w:val="22"/>
-        </w:rPr>
-      </w:pPr>
+          <w:b/>
+          <w:sz w:val="24"/>
+          <w:szCs w:val="24"/>
+        </w:rPr>
+      </w:pPr>
+      <w:r>
+        <w:rPr>
+          <w:b/>
+          <w:sz w:val="24"/>
+          <w:szCs w:val="24"/>
+        </w:rPr>
+        <w:lastRenderedPageBreak/>
+        <w:t xml:space="preserve">카메라 충돌검사 시에 nan </w:t>
+      </w:r>
+      <w:proofErr w:type="spellStart"/>
+      <w:r>
+        <w:rPr>
+          <w:b/>
+          <w:sz w:val="24"/>
+          <w:szCs w:val="24"/>
+        </w:rPr>
+        <w:t>바운딩</w:t>
+      </w:r>
+      <w:proofErr w:type="spellEnd"/>
+      <w:r>
+        <w:rPr>
+          <w:b/>
+          <w:sz w:val="24"/>
+          <w:szCs w:val="24"/>
+        </w:rPr>
+        <w:t xml:space="preserve"> 박스 때문에 터지는 문제 해결</w:t>
+      </w:r>
     </w:p>
     <w:p>
       <w:pPr>
@@ -712,12 +815,264 @@
           <w:sz w:val="22"/>
         </w:rPr>
       </w:pPr>
+      <w:r>
+        <w:rPr>
+          <w:b/>
+          <w:sz w:val="22"/>
+        </w:rPr>
+        <w:drawing>
+          <wp:inline distT="0" distB="0" distL="0" distR="0" wp14:anchorId="2CDCE642" wp14:editId="5D30D0CE">
+            <wp:extent cx="6096000" cy="4648200"/>
+            <wp:effectExtent l="0" t="0" r="0" b="0"/>
+            <wp:docPr id="1481384063" name="그림 6"/>
+            <wp:cNvGraphicFramePr>
+              <a:graphicFrameLocks xmlns:a="http://schemas.openxmlformats.org/drawingml/2006/main" noChangeAspect="1"/>
+            </wp:cNvGraphicFramePr>
+            <a:graphic xmlns:a="http://schemas.openxmlformats.org/drawingml/2006/main">
+              <a:graphicData uri="http://schemas.openxmlformats.org/drawingml/2006/picture">
+                <pic:pic xmlns:pic="http://schemas.openxmlformats.org/drawingml/2006/picture">
+                  <pic:nvPicPr>
+                    <pic:cNvPr id="0" name="Picture 16"/>
+                    <pic:cNvPicPr>
+                      <a:picLocks noChangeAspect="1" noChangeArrowheads="1"/>
+                    </pic:cNvPicPr>
+                  </pic:nvPicPr>
+                  <pic:blipFill>
+                    <a:blip r:embed="rId11">
+                      <a:extLst>
+                        <a:ext uri="{28A0092B-C50C-407E-A947-70E740481C1C}">
+                          <a14:useLocalDpi xmlns:a14="http://schemas.microsoft.com/office/drawing/2010/main" val="0"/>
+                        </a:ext>
+                      </a:extLst>
+                    </a:blip>
+                    <a:srcRect/>
+                    <a:stretch>
+                      <a:fillRect/>
+                    </a:stretch>
+                  </pic:blipFill>
+                  <pic:spPr bwMode="auto">
+                    <a:xfrm>
+                      <a:off x="0" y="0"/>
+                      <a:ext cx="6096000" cy="4648200"/>
+                    </a:xfrm>
+                    <a:prstGeom prst="rect">
+                      <a:avLst/>
+                    </a:prstGeom>
+                    <a:noFill/>
+                    <a:ln>
+                      <a:noFill/>
+                    </a:ln>
+                  </pic:spPr>
+                </pic:pic>
+              </a:graphicData>
+            </a:graphic>
+          </wp:inline>
+        </w:drawing>
+      </w:r>
     </w:p>
     <w:p>
       <w:pPr>
         <w:jc w:val="left"/>
         <w:rPr>
+          <w:b/>
+          <w:sz w:val="22"/>
+        </w:rPr>
+      </w:pPr>
+      <w:r>
+        <w:rPr>
           <w:rFonts w:hint="eastAsia"/>
+          <w:b/>
+          <w:sz w:val="22"/>
+        </w:rPr>
+        <w:t>해당</w:t>
+      </w:r>
+      <w:r>
+        <w:rPr>
+          <w:b/>
+          <w:sz w:val="22"/>
+        </w:rPr>
+        <w:t xml:space="preserve"> 에러가 발생</w:t>
+      </w:r>
+    </w:p>
+    <w:p>
+      <w:pPr>
+        <w:jc w:val="left"/>
+        <w:rPr>
+          <w:b/>
+          <w:sz w:val="22"/>
+        </w:rPr>
+      </w:pPr>
+      <w:r>
+        <w:rPr>
+          <w:b/>
+          <w:sz w:val="22"/>
+        </w:rPr>
+        <w:drawing>
+          <wp:inline distT="0" distB="0" distL="0" distR="0" wp14:anchorId="317A4047" wp14:editId="16F84A27">
+            <wp:extent cx="6645910" cy="1687195"/>
+            <wp:effectExtent l="0" t="0" r="2540" b="8255"/>
+            <wp:docPr id="952755723" name="그림 5"/>
+            <wp:cNvGraphicFramePr>
+              <a:graphicFrameLocks xmlns:a="http://schemas.openxmlformats.org/drawingml/2006/main" noChangeAspect="1"/>
+            </wp:cNvGraphicFramePr>
+            <a:graphic xmlns:a="http://schemas.openxmlformats.org/drawingml/2006/main">
+              <a:graphicData uri="http://schemas.openxmlformats.org/drawingml/2006/picture">
+                <pic:pic xmlns:pic="http://schemas.openxmlformats.org/drawingml/2006/picture">
+                  <pic:nvPicPr>
+                    <pic:cNvPr id="0" name="Picture 17"/>
+                    <pic:cNvPicPr>
+                      <a:picLocks noChangeAspect="1" noChangeArrowheads="1"/>
+                    </pic:cNvPicPr>
+                  </pic:nvPicPr>
+                  <pic:blipFill>
+                    <a:blip r:embed="rId12" cstate="print">
+                      <a:extLst>
+                        <a:ext uri="{28A0092B-C50C-407E-A947-70E740481C1C}">
+                          <a14:useLocalDpi xmlns:a14="http://schemas.microsoft.com/office/drawing/2010/main" val="0"/>
+                        </a:ext>
+                      </a:extLst>
+                    </a:blip>
+                    <a:srcRect/>
+                    <a:stretch>
+                      <a:fillRect/>
+                    </a:stretch>
+                  </pic:blipFill>
+                  <pic:spPr bwMode="auto">
+                    <a:xfrm>
+                      <a:off x="0" y="0"/>
+                      <a:ext cx="6645910" cy="1687195"/>
+                    </a:xfrm>
+                    <a:prstGeom prst="rect">
+                      <a:avLst/>
+                    </a:prstGeom>
+                    <a:noFill/>
+                    <a:ln>
+                      <a:noFill/>
+                    </a:ln>
+                  </pic:spPr>
+                </pic:pic>
+              </a:graphicData>
+            </a:graphic>
+          </wp:inline>
+        </w:drawing>
+      </w:r>
+    </w:p>
+    <w:p>
+      <w:pPr>
+        <w:jc w:val="left"/>
+        <w:rPr>
+          <w:b/>
+          <w:sz w:val="22"/>
+        </w:rPr>
+      </w:pPr>
+      <w:r>
+        <w:rPr>
+          <w:b/>
+          <w:sz w:val="22"/>
+        </w:rPr>
+        <w:t xml:space="preserve">확인결과 카메라 충돌검사를 하는 부분에서 객체의 각 </w:t>
+      </w:r>
+      <w:proofErr w:type="spellStart"/>
+      <w:r>
+        <w:rPr>
+          <w:b/>
+          <w:sz w:val="22"/>
+        </w:rPr>
+        <w:t>프리미티브</w:t>
+      </w:r>
+      <w:proofErr w:type="spellEnd"/>
+      <w:r>
+        <w:rPr>
+          <w:b/>
+          <w:sz w:val="22"/>
+        </w:rPr>
+        <w:t xml:space="preserve"> 원소의 OBB에 nan 원소가 들어있어 발생하는 것을 확인</w:t>
+      </w:r>
+      <w:r>
+        <w:rPr>
+          <w:b/>
+          <w:sz w:val="22"/>
+        </w:rPr>
+        <w:lastRenderedPageBreak/>
+        <w:drawing>
+          <wp:inline distT="0" distB="0" distL="0" distR="0" wp14:anchorId="3A00B684" wp14:editId="4FDCA525">
+            <wp:extent cx="6645910" cy="4170680"/>
+            <wp:effectExtent l="0" t="0" r="2540" b="1270"/>
+            <wp:docPr id="2052751973" name="그림 4"/>
+            <wp:cNvGraphicFramePr>
+              <a:graphicFrameLocks xmlns:a="http://schemas.openxmlformats.org/drawingml/2006/main" noChangeAspect="1"/>
+            </wp:cNvGraphicFramePr>
+            <a:graphic xmlns:a="http://schemas.openxmlformats.org/drawingml/2006/main">
+              <a:graphicData uri="http://schemas.openxmlformats.org/drawingml/2006/picture">
+                <pic:pic xmlns:pic="http://schemas.openxmlformats.org/drawingml/2006/picture">
+                  <pic:nvPicPr>
+                    <pic:cNvPr id="0" name="Picture 18"/>
+                    <pic:cNvPicPr>
+                      <a:picLocks noChangeAspect="1" noChangeArrowheads="1"/>
+                    </pic:cNvPicPr>
+                  </pic:nvPicPr>
+                  <pic:blipFill>
+                    <a:blip r:embed="rId13">
+                      <a:extLst>
+                        <a:ext uri="{28A0092B-C50C-407E-A947-70E740481C1C}">
+                          <a14:useLocalDpi xmlns:a14="http://schemas.microsoft.com/office/drawing/2010/main" val="0"/>
+                        </a:ext>
+                      </a:extLst>
+                    </a:blip>
+                    <a:srcRect/>
+                    <a:stretch>
+                      <a:fillRect/>
+                    </a:stretch>
+                  </pic:blipFill>
+                  <pic:spPr bwMode="auto">
+                    <a:xfrm>
+                      <a:off x="0" y="0"/>
+                      <a:ext cx="6645910" cy="4170680"/>
+                    </a:xfrm>
+                    <a:prstGeom prst="rect">
+                      <a:avLst/>
+                    </a:prstGeom>
+                    <a:noFill/>
+                    <a:ln>
+                      <a:noFill/>
+                    </a:ln>
+                  </pic:spPr>
+                </pic:pic>
+              </a:graphicData>
+            </a:graphic>
+          </wp:inline>
+        </w:drawing>
+      </w:r>
+    </w:p>
+    <w:p>
+      <w:pPr>
+        <w:jc w:val="left"/>
+        <w:rPr>
+          <w:b/>
+          <w:sz w:val="22"/>
+        </w:rPr>
+      </w:pPr>
+      <w:r>
+        <w:rPr>
+          <w:b/>
+          <w:sz w:val="22"/>
+        </w:rPr>
+        <w:t>해당 부분에 nan 방어코드를 추가하여 해결</w:t>
+      </w:r>
+    </w:p>
+    <w:p>
+      <w:pPr>
+        <w:jc w:val="left"/>
+        <w:rPr>
+          <w:b/>
+          <w:sz w:val="22"/>
+        </w:rPr>
+      </w:pPr>
+    </w:p>
+    <w:p>
+      <w:pPr>
+        <w:jc w:val="left"/>
+        <w:rPr>
           <w:b/>
           <w:sz w:val="22"/>
         </w:rPr>
@@ -907,9 +1262,6 @@
           <w:p>
             <w:pPr>
               <w:jc w:val="center"/>
-              <w:rPr>
-                <w:rFonts w:hint="eastAsia"/>
-              </w:rPr>
             </w:pPr>
             <w:r>
               <w:rPr>
